--- a/templates/openagreements-cc-by-4.0/openagreements-restrictive-covenant-illinois/template.docx
+++ b/templates/openagreements-cc-by-4.0/openagreements-restrictive-covenant-illinois/template.docx
@@ -493,7 +493,7 @@
                 <w:sz w:val="21"/>
                 <w:szCs w:val="21"/>
               </w:rPr>
-              <w:t xml:space="preserve">12 months</w:t>
+              <w:t xml:space="preserve">24 months</w:t>
             </w:r>
           </w:p>
         </w:tc>

--- a/templates/openagreements-cc-by-4.0/openagreements-restrictive-covenant-illinois/template.docx
+++ b/templates/openagreements-cc-by-4.0/openagreements-restrictive-covenant-illinois/template.docx
@@ -1347,7 +1347,7 @@
         <w:ind w:left="720"/>
       </w:pPr>
       <w:r>
-        <w:t xml:space="preserve">Employer and Employee acknowledge that each restrictive covenant in this agreement is ancillary to a valid employment relationship and is supported by, and no greater than required to protect, one or more legitimate business interests of Employer, as required by 820 ILCS 90/15. Consistent with 820 ILCS 90/7 and Reliable Fire Equipment Co. v. Arredondo, 2011 IL 111871, whether a legitimate business interest exists is determined by the totality of the facts and circumstances, including Employee's exposure to Employer's customer, patient, and referral relationships and their near-permanence, Employee's acquisition of Confidential Information and trade secrets through employment, and the time, place, and scope of the restraint, with no single factor being decisive. Employer would not provide Employee with access to these Protected Interests absent the protections in this agreement, and each covenant is intended to impose no undue hardship on Employee and to cause no injury to the public.</w:t>
+        <w:t xml:space="preserve">Employer and Employee acknowledge that each restrictive covenant in this agreement is ancillary to a valid employment relationship and is supported by, and no greater than required to protect, one or more legitimate business interests of Employer, as required by 820 ILCS 90/15. Employer would not provide Employee with access to these Protected Interests absent the protections in this agreement, and each covenant is intended to impose no undue hardship on Employee and to cause no injury to the public.</w:t>
       </w:r>
     </w:p>
     <w:p>
@@ -1386,7 +1386,7 @@
         <w:t xml:space="preserve">the compensation, access to Confidential Information, and other benefits Employer provides to Employee under this agreement, which the parties agree are given in exchange for the restrictive covenants</w:t>
       </w:r>
       <w:r>
-        <w:t xml:space="preserve"> — and, consistent with Midwest Lending Corp. v. Horton, 2023 IL App (3d) 220132, that any professional or financial benefit relied on as consideration is given specifically in exchange for the restrictive covenants in this agreement. Employee acknowledges that the restrictions in this agreement are reasonable and necessary to protect Employer's Protected Interests. This agreement is effective as of the Effective Date listed in Cover Terms.</w:t>
+        <w:t xml:space="preserve"> — given specifically in exchange for the restrictive covenants in this agreement. Employee acknowledges that the restrictions in this agreement are reasonable and necessary to protect Employer's Protected Interests. This agreement is effective as of the Effective Date listed in Cover Terms.</w:t>
       </w:r>
     </w:p>
     <w:p>
@@ -1866,7 +1866,7 @@
         <w:ind w:left="720"/>
       </w:pPr>
       <w:r>
-        <w:t xml:space="preserve">The parties acknowledge that, under 820 ILCS 90/35, a court may, but is not required to, reform or sever an overbroad covenant rather than declare it void, and that one factor the court weighs is whether the agreement authorized such modification; Employer therefore requests reformation if any restraint in this agreement is found to be overbroad. Because 820 ILCS 90/35 warns that extensive judicial reformation may be against the public policy of Illinois and because Illinois courts decline to rewrite patently overbroad covenants (AssuredPartners, Inc. v. Schmitt, 2015 IL App (1st) 141863), each restrictive covenant in this agreement is drawn no broader than necessary and is intended to be enforceable as written rather than in reliance on judicial revision.</w:t>
+        <w:t xml:space="preserve">The parties acknowledge that, under 820 ILCS 90/35, a court may, but is not required to, reform or sever an overbroad covenant rather than declare it void, and that one factor the court weighs is whether the agreement authorized such modification; Employer therefore requests reformation if any restraint in this agreement is found to be overbroad. Because 820 ILCS 90/35 warns that extensive judicial reformation may be against the public policy of Illinois and because Illinois courts decline to rewrite patently overbroad covenants, each restrictive covenant in this agreement is drawn no broader than necessary and is intended to be enforceable as written rather than in reliance on judicial revision.</w:t>
       </w:r>
     </w:p>
     <w:p>

--- a/templates/openagreements-cc-by-4.0/openagreements-restrictive-covenant-illinois/template.docx
+++ b/templates/openagreements-cc-by-4.0/openagreements-restrictive-covenant-illinois/template.docx
@@ -1234,7 +1234,7 @@
         <w:t xml:space="preserve">“Protected Interests”</w:t>
       </w:r>
       <w:r>
-        <w:t xml:space="preserve"> means Employer's legitimate business interests, judged on the totality of the facts and circumstances under 820 ILCS 90/7 and 90/15, in its Confidential Information and trade secrets, its near-permanent relationships with customers, patients, and referral sources, its workforce stability, and its goodwill.</w:t>
+        <w:t xml:space="preserve"> means Employer's Confidential Information and trade secrets, near-permanent relationships with customers, patients, and referral sources, workforce stability, and goodwill.</w:t>
       </w:r>
     </w:p>
     <w:p>
@@ -1337,7 +1337,7 @@
           <w:b/>
           <w:bCs/>
         </w:rPr>
-        <w:t xml:space="preserve">Recitals and Legitimate Business Interests</w:t>
+        <w:t xml:space="preserve">Recitals and Protected Interests</w:t>
       </w:r>
     </w:p>
     <w:p>
@@ -1347,7 +1347,7 @@
         <w:ind w:left="720"/>
       </w:pPr>
       <w:r>
-        <w:t xml:space="preserve">Employer and Employee acknowledge that each restrictive covenant in this agreement is ancillary to a valid employment relationship and is supported by, and no greater than required to protect, one or more legitimate business interests of Employer, as required by 820 ILCS 90/15. Employer would not provide Employee with access to these Protected Interests absent the protections in this agreement, and each covenant is intended to impose no undue hardship on Employee and to cause no injury to the public.</w:t>
+        <w:t xml:space="preserve">Employer and Employee acknowledge that each restrictive covenant in this agreement is ancillary to a valid employment relationship and protects one or more Protected Interests of Employer. Employer would not provide Employee with access to these Protected Interests absent the protections in this agreement.</w:t>
       </w:r>
     </w:p>
     <w:p>
@@ -1376,7 +1376,7 @@
         <w:ind w:left="720"/>
       </w:pPr>
       <w:r>
-        <w:t xml:space="preserve">Employer has advised Employee, in writing, to consult with an attorney before entering into this agreement, and has either provided Employee with a copy of this agreement at least 14 calendar days before the commencement of Employee's employment or given Employee at least 14 calendar days to review it before signing, as required by the Illinois Freedom to Work Act, 820 ILCS 90/20. Employee may choose to sign before the 14-day period expires, but Employer has extended the full period. The parties agree that this agreement is supported by adequate consideration within the meaning of 820 ILCS 90/5 — either at least two years of employment after Employee signs this agreement, or </w:t>
+        <w:t xml:space="preserve">Employer has advised Employee, in writing, to consult with an attorney before entering into this agreement, and has either provided Employee with a copy of this agreement at least 14 calendar days before the commencement of Employee's employment or given Employee at least 14 calendar days to review it before signing. Employee may choose to sign before the 14-day period expires, but Employer has extended the full period. The parties agree that this agreement is supported by adequate consideration — either at least two years of employment after Employee signs this agreement, or </w:t>
       </w:r>
       <w:r>
         <w:rPr>
@@ -1386,7 +1386,7 @@
         <w:t xml:space="preserve">the compensation, access to Confidential Information, and other benefits Employer provides to Employee under this agreement, which the parties agree are given in exchange for the restrictive covenants</w:t>
       </w:r>
       <w:r>
-        <w:t xml:space="preserve"> — given specifically in exchange for the restrictive covenants in this agreement. Employee acknowledges that the restrictions in this agreement are reasonable and necessary to protect Employer's Protected Interests. This agreement is effective as of the Effective Date listed in Cover Terms.</w:t>
+        <w:t xml:space="preserve"> — given specifically in exchange for the restrictive covenants in this agreement. Employee acknowledges that the restrictions in this agreement are appropriate to protect Employer's Protected Interests. This agreement is effective as of the Effective Date listed in Cover Terms.</w:t>
       </w:r>
     </w:p>
     <w:p>
@@ -1415,7 +1415,7 @@
         <w:ind w:left="720"/>
       </w:pPr>
       <w:r>
-        <w:t xml:space="preserve">Employee must treat all Confidential Information as strictly confidential. Employee must not use or disclose Confidential Information except as required to perform authorized job duties or with Employer's prior written consent. Employee's obligations regarding trade secrets continue in perpetuity. Employee's obligations regarding other Confidential Information continue for the period specified in Cover Terms. Trade secrets are protected under Illinois law, including the Illinois Trade Secrets Act, 765 ILCS 1065/1 et seq.</w:t>
+        <w:t xml:space="preserve">Employee must treat all Confidential Information as strictly confidential. Employee must not use or disclose Confidential Information except as required to perform authorized job duties or with Employer's prior written consent. Employee's obligations regarding trade secrets continue for the Trade Secrets Duration specified in Cover Terms, to the extent the information remains a trade secret. Employee's obligations regarding other Confidential Information continue for the Other Confidential Information Duration specified in Cover Terms.</w:t>
       </w:r>
     </w:p>
     <w:p>
@@ -1502,7 +1502,7 @@
         <w:ind w:left="720"/>
       </w:pPr>
       <w:r>
-        <w:t xml:space="preserve">During the Restricted Period, Employee must not Solicit, recruit, hire, or attempt to hire any Covered Employee. This restriction does not prohibit Employee from providing a professional reference upon request or from hiring a person who responds to a general advertisement not directed specifically at Employer's employees. This covenant applies only if Employee's actual or expected annualized rate of earnings exceeds $45,000, as required by 820 ILCS 90/10(b).</w:t>
+        <w:t xml:space="preserve">During the Restricted Period, Employee must not Solicit, recruit, hire, or attempt to hire any Covered Employee. This restriction does not prohibit Employee from providing a professional reference upon request or from hiring a person who responds to a general advertisement not directed specifically at Employer's employees. This covenant does not apply if Employee's actual or expected annualized rate of earnings is $45,000 or less.</w:t>
       </w:r>
     </w:p>
     <w:p>
@@ -1531,7 +1531,7 @@
         <w:ind w:left="720"/>
       </w:pPr>
       <w:r>
-        <w:t xml:space="preserve">During the Restricted Period, Employee must not Solicit the business of any Covered Customer. This covenant applies only if Employee's actual or expected annualized rate of earnings exceeds $45,000, as required by 820 ILCS 90/10(b), and it protects Employer's legitimate business interest in its substantial, near-permanent relationships with specific customers, patients, referral sources, and business partners under 820 ILCS 90/7.</w:t>
+        <w:t xml:space="preserve">During the Restricted Period, Employee must not Solicit the business of any Covered Customer. This covenant does not apply if Employee's actual or expected annualized rate of earnings is $45,000 or less.</w:t>
       </w:r>
     </w:p>
     <w:p>
@@ -1560,7 +1560,7 @@
         <w:ind w:left="720"/>
       </w:pPr>
       <w:r>
-        <w:t xml:space="preserve">During the Restricted Period, Employee must not accept, service, or do business with any Covered Customer, regardless of whether Employee or the Covered Customer first initiated contact. This restriction is broader than non-solicitation because it applies even if the Covered Customer approaches Employee. This covenant applies only if Employee's actual or expected annualized rate of earnings exceeds $45,000, as required by 820 ILCS 90/10(b), and it protects Employer's legitimate business interest in its substantial, near-permanent customer, patient, and referral relationships under 820 ILCS 90/7.</w:t>
+        <w:t xml:space="preserve">During the Restricted Period, Employee must not accept, service, or do business with any Covered Customer, regardless of whether Employee or the Covered Customer first initiated contact. This covenant does not apply if Employee's actual or expected annualized rate of earnings is $45,000 or less.</w:t>
       </w:r>
     </w:p>
     <w:p>
@@ -1589,7 +1589,7 @@
         <w:ind w:left="720"/>
       </w:pPr>
       <w:r>
-        <w:t xml:space="preserve">During the Restricted Period, Employee must not engage in, be employed by, consult for, or have an active ownership interest in any Competitive Business within the Restricted Territory. This covenant applies only if Employee's actual or expected annualized rate of earnings exceeds $75,000, as required by 820 ILCS 90/10(a), and it is no broader in time, place, or scope than required to protect Employer's legitimate business interests under 820 ILCS 90/15. Passive Public Holdings are permitted.</w:t>
+        <w:t xml:space="preserve">During the Restricted Period, Employee must not engage in, be employed by, consult for, or have an active ownership interest in any Competitive Business within the Restricted Territory. This covenant does not apply if Employee's actual or expected annualized rate of earnings is $75,000 or less. Passive Public Holdings are permitted.</w:t>
       </w:r>
     </w:p>
     <w:p>
@@ -1618,7 +1618,7 @@
         <w:ind w:left="720"/>
       </w:pPr>
       <w:r>
-        <w:t xml:space="preserve">During the Restricted Period, Employee must not acquire or hold any active ownership interest in, serve as a director, officer, manager, or advisor to, or have material economic participation in any Competitive Business. This restriction primarily targets active or material ownership in private competitors. Passive Public Holdings are permitted. Because this covenant restrains active roles at and material participation in a Competitive Business, it functions as a covenant not to compete under the Illinois Freedom to Work Act; it therefore applies only if Employee's actual or expected annualized rate of earnings exceeds $75,000 (820 ILCS 90/10(a)), is subject to the same protected-worker exclusions and layoff-compensation condition as the non-compete in this agreement, and is drawn no broader than necessary to protect Employer's legitimate business interests under 820 ILCS 90/15.</w:t>
+        <w:t xml:space="preserve">During the Restricted Period, Employee must not acquire or hold any active ownership interest in, serve as a director, officer, manager, or advisor to, or have material economic participation in any Competitive Business. This covenant does not apply if Employee's actual or expected annualized rate of earnings is $75,000 or less. Passive Public Holdings are permitted. The worker exclusions and layoff-compensation condition stated below also apply to this covenant.</w:t>
       </w:r>
     </w:p>
     <w:p>
@@ -1679,7 +1679,7 @@
         <w:spacing w:before="0" w:after="120" w:line="340" w:lineRule="auto"/>
       </w:pPr>
       <w:r>
-        <w:t xml:space="preserve">Notwithstanding any other provision of this agreement, the covenant not to compete and the covenant not to solicit do not apply to, and are void and unenforceable against, Employee to the extent Illinois law so provides, including: an Employee working in construction, as to both covenant types (820 ILCS 90/10(e)), unless Employee primarily performs management, engineering or architectural, design, or sales functions or is an owner; an Employee covered by a collective bargaining agreement under the Illinois Public Labor Relations Act or the Illinois Educational Labor Relations Act, as to the covenant not to compete (820 ILCS 90/10(d)); a nurse or certified nurse aide placed by a nurse agency on a temporary basis (225 ILCS 510/14(g)); an Employee in the broadcasting industry, as to post-employment geographic and time restraints (820 ILCS 17/10); and, for a covenant entered into on or after January 1, 2025, a licensed mental-health professional providing services to veterans or first responders where enforcement would likely increase the cost or difficulty of obtaining those services (820 ILCS 90/10(f)). These exclusions apply regardless of Employee's earnings, the consideration provided, the notice given, or the reasonableness of the restraint.</w:t>
+        <w:t xml:space="preserve">Notwithstanding any other provision of this agreement, the covenant not to compete and the covenant not to solicit do not apply to Employee working in construction unless Employee primarily performs management, engineering or architectural, design, or sales functions or is an owner. The covenant not to compete does not apply to Employee covered by a collective bargaining agreement governing public or educational labor relations. The applicable covenant does not apply to a nurse or certified nurse aide placed by a nurse agency on a temporary basis, to a broadcast employee subject to a prohibited post-employment geographic or time restraint, or to a licensed mental-health professional providing services to veterans or first responders where the restriction would increase the cost or difficulty of obtaining those services.</w:t>
       </w:r>
     </w:p>
     <w:p>
@@ -1808,7 +1808,7 @@
         <w:ind w:left="720"/>
       </w:pPr>
       <w:r>
-        <w:t xml:space="preserve">Employee acknowledges that a breach of this agreement may cause Employer irreparable harm for which money damages would be inadequate. Employer may seek injunctive or other equitable relief in addition to any other remedies available at law. Under 820 ILCS 90/25, if Employer files a civil action or arbitration, including by counterclaim, to enforce a covenant not to compete or a covenant not to solicit and Employee prevails, Employee recovers all costs and all reasonable attorney's fees from Employer. Employer's imposition or enforcement of restrictive covenants against workers who are exempt or below the applicable earnings threshold may also expose Employer to investigation and civil penalties by the Illinois Attorney General under 820 ILCS 90/30.</w:t>
+        <w:t xml:space="preserve">Employee acknowledges that a breach of this agreement may cause Employer irreparable harm for which money damages would be inadequate. Employer may seek injunctive or other equitable relief in addition to any other remedies available at law.</w:t>
       </w:r>
     </w:p>
     <w:p>
@@ -1856,7 +1856,7 @@
           <w:b/>
           <w:bCs/>
         </w:rPr>
-        <w:t xml:space="preserve">Reformation</w:t>
+        <w:t xml:space="preserve">Survival and Expiration of Each Covenant</w:t>
       </w:r>
     </w:p>
     <w:p>
@@ -1866,7 +1866,7 @@
         <w:ind w:left="720"/>
       </w:pPr>
       <w:r>
-        <w:t xml:space="preserve">The parties acknowledge that, under 820 ILCS 90/35, a court may, but is not required to, reform or sever an overbroad covenant rather than declare it void, and that one factor the court weighs is whether the agreement authorized such modification; Employer therefore requests reformation if any restraint in this agreement is found to be overbroad. Because 820 ILCS 90/35 warns that extensive judicial reformation may be against the public policy of Illinois and because Illinois courts decline to rewrite patently overbroad covenants, each restrictive covenant in this agreement is drawn no broader than necessary and is intended to be enforceable as written rather than in reliance on judicial revision.</w:t>
+        <w:t xml:space="preserve">Each restrictive covenant in this agreement survives the termination of Employee's employment for the Restricted Period specified in Cover Terms. Obligations under the Confidential Information and Trade Secret Protection section survive indefinitely to the extent they relate to trade secrets. All other provisions survive to the extent necessary to enforce rights that arose during employment.</w:t>
       </w:r>
     </w:p>
     <w:p>
@@ -1885,7 +1885,7 @@
           <w:b/>
           <w:bCs/>
         </w:rPr>
-        <w:t xml:space="preserve">Survival and Expiration of Each Covenant</w:t>
+        <w:t xml:space="preserve">Assignment and Successors</w:t>
       </w:r>
     </w:p>
     <w:p>
@@ -1895,7 +1895,7 @@
         <w:ind w:left="720"/>
       </w:pPr>
       <w:r>
-        <w:t xml:space="preserve">Each restrictive covenant in this agreement survives the termination of Employee's employment for the Restricted Period specified in Cover Terms. Obligations under the Confidential Information and Trade Secret Protection section survive indefinitely to the extent they relate to trade secrets. All other provisions survive to the extent necessary to enforce rights that arose during employment.</w:t>
+        <w:t xml:space="preserve">Employee may not assign this agreement or any rights or obligations under it. Employer may assign this agreement to any affiliate, successor, or acquirer of all or substantially all of Employer's business or assets. This agreement is binding on and inures to the benefit of the parties and their respective heirs, successors, and permitted assigns.</w:t>
       </w:r>
     </w:p>
     <w:p>
@@ -1914,7 +1914,7 @@
           <w:b/>
           <w:bCs/>
         </w:rPr>
-        <w:t xml:space="preserve">Assignment and Successors</w:t>
+        <w:t xml:space="preserve">Governing Law, Venue, and Dispute Process</w:t>
       </w:r>
     </w:p>
     <w:p>
@@ -1924,36 +1924,7 @@
         <w:ind w:left="720"/>
       </w:pPr>
       <w:r>
-        <w:t xml:space="preserve">Employee may not assign this agreement or any rights or obligations under it. Employer may assign this agreement to any affiliate, successor, or acquirer of all or substantially all of Employer's business or assets. This agreement is binding on and inures to the benefit of the parties and their respective heirs, successors, and permitted assigns.</w:t>
-      </w:r>
-    </w:p>
-    <w:p>
-      <w:pPr>
-        <w:pStyle w:val="OABody"/>
-        <w:keepNext/>
-        <w:numPr>
-          <w:ilvl w:val="0"/>
-          <w:numId w:val="1"/>
-        </w:numPr>
-        <w:spacing w:before="320" w:after="120" w:line="340" w:lineRule="auto"/>
-        <w:jc w:val="left"/>
-      </w:pPr>
-      <w:r>
-        <w:rPr>
-          <w:b/>
-          <w:bCs/>
-        </w:rPr>
-        <w:t xml:space="preserve">Governing Law, Venue, and Dispute Process</w:t>
-      </w:r>
-    </w:p>
-    <w:p>
-      <w:pPr>
-        <w:pStyle w:val="OABody"/>
-        <w:spacing w:before="0" w:after="120" w:line="340" w:lineRule="auto"/>
-        <w:ind w:left="720"/>
-      </w:pPr>
-      <w:r>
-        <w:t xml:space="preserve">This agreement is governed by the law listed in Cover Terms, including the Illinois Freedom to Work Act, 820 ILCS 90, for covenants entered into on or after January 1, 2022. Disputes will be resolved in the courts of the Governing Law state, subject to non-waivable rights under applicable law.</w:t>
+        <w:t xml:space="preserve">This agreement is governed by the law listed in Cover Terms. Disputes will be resolved in the courts of the Governing Law state, subject to non-waivable rights under applicable law.</w:t>
       </w:r>
     </w:p>
     <w:p>

--- a/templates/openagreements-cc-by-4.0/openagreements-restrictive-covenant-illinois/template.docx
+++ b/templates/openagreements-cc-by-4.0/openagreements-restrictive-covenant-illinois/template.docx
@@ -1386,7 +1386,7 @@
         <w:t xml:space="preserve">the compensation, access to Confidential Information, and other benefits Employer provides to Employee under this agreement, which the parties agree are given in exchange for the restrictive covenants</w:t>
       </w:r>
       <w:r>
-        <w:t xml:space="preserve"> — given specifically in exchange for the restrictive covenants in this agreement. Employee acknowledges that the restrictions in this agreement are appropriate to protect Employer's Protected Interests. This agreement is effective as of the Effective Date listed in Cover Terms.</w:t>
+        <w:t xml:space="preserve"> — given specifically in exchange for the restrictive covenants in this agreement. Employee acknowledges that the restrictions in this agreement are reasonable and necessary to protect Employer's Protected Interests. This agreement is effective as of the Effective Date listed in Cover Terms.</w:t>
       </w:r>
     </w:p>
     <w:p>
@@ -1502,7 +1502,7 @@
         <w:ind w:left="720"/>
       </w:pPr>
       <w:r>
-        <w:t xml:space="preserve">During the Restricted Period, Employee must not Solicit, recruit, hire, or attempt to hire any Covered Employee. This restriction does not prohibit Employee from providing a professional reference upon request or from hiring a person who responds to a general advertisement not directed specifically at Employer's employees. This covenant does not apply if Employee's actual or expected annualized rate of earnings is $45,000 or less.</w:t>
+        <w:t xml:space="preserve">During the Restricted Period, Employee must not Solicit, recruit, hire, or attempt to hire any Covered Employee. This restriction does not prohibit Employee from providing a professional reference upon request or from hiring a person who responds to a general advertisement not directed specifically at Employer's employees. This covenant does not apply if Employee's actual or expected annualized rate of earnings is $45,000 or less (820 ILCS 90/10(b)).</w:t>
       </w:r>
     </w:p>
     <w:p>
@@ -1531,7 +1531,7 @@
         <w:ind w:left="720"/>
       </w:pPr>
       <w:r>
-        <w:t xml:space="preserve">During the Restricted Period, Employee must not Solicit the business of any Covered Customer. This covenant does not apply if Employee's actual or expected annualized rate of earnings is $45,000 or less.</w:t>
+        <w:t xml:space="preserve">During the Restricted Period, Employee must not Solicit the business of any Covered Customer. This covenant does not apply if Employee's actual or expected annualized rate of earnings is $45,000 or less (820 ILCS 90/10(b)).</w:t>
       </w:r>
     </w:p>
     <w:p>
@@ -1560,7 +1560,7 @@
         <w:ind w:left="720"/>
       </w:pPr>
       <w:r>
-        <w:t xml:space="preserve">During the Restricted Period, Employee must not accept, service, or do business with any Covered Customer, regardless of whether Employee or the Covered Customer first initiated contact. This covenant does not apply if Employee's actual or expected annualized rate of earnings is $45,000 or less.</w:t>
+        <w:t xml:space="preserve">During the Restricted Period, Employee must not accept, service, or do business with any Covered Customer, regardless of whether Employee or the Covered Customer first initiated contact. This covenant does not apply if Employee's actual or expected annualized rate of earnings is $45,000 or less (820 ILCS 90/10(b)).</w:t>
       </w:r>
     </w:p>
     <w:p>
@@ -1866,7 +1866,7 @@
         <w:ind w:left="720"/>
       </w:pPr>
       <w:r>
-        <w:t xml:space="preserve">Each restrictive covenant in this agreement survives the termination of Employee's employment for the Restricted Period specified in Cover Terms. Obligations under the Confidential Information and Trade Secret Protection section survive indefinitely to the extent they relate to trade secrets. All other provisions survive to the extent necessary to enforce rights that arose during employment.</w:t>
+        <w:t xml:space="preserve">Each restrictive covenant in this agreement survives the termination of Employee's employment for the Restricted Period specified in Cover Terms. Obligations under the Confidential Information and Trade Secret Protection section survive for the Trade Secrets Duration specified in Cover Terms to the extent they relate to trade secrets, and for the Other Confidential Information Duration specified in Cover Terms for other Confidential Information. All other provisions survive to the extent necessary to enforce rights that arose during employment.</w:t>
       </w:r>
     </w:p>
     <w:p>

--- a/templates/openagreements-cc-by-4.0/openagreements-restrictive-covenant-illinois/template.docx
+++ b/templates/openagreements-cc-by-4.0/openagreements-restrictive-covenant-illinois/template.docx
@@ -3011,169 +3011,79 @@
 
 <file path=word/header1.xml><?xml version="1.0" encoding="utf-8"?>
 <w:hdr xmlns:w="http://schemas.openxmlformats.org/wordprocessingml/2006/main" xmlns:r="http://schemas.openxmlformats.org/officeDocument/2006/relationships">
-  <w:tbl>
-    <w:tblPr>
-      <w:tblW w:w="10080" w:type="dxa"/>
-      <w:tblBorders>
-        <w:top w:val="none" w:sz="0" w:space="0" w:color="auto"/>
-        <w:left w:val="none" w:sz="0" w:space="0" w:color="auto"/>
+  <w:p>
+    <w:pPr>
+      <w:pBdr>
         <w:bottom w:val="single" w:sz="8" w:space="0" w:color="107087"/>
-        <w:right w:val="none" w:sz="0" w:space="0" w:color="auto"/>
-        <w:insideH w:val="none" w:sz="0" w:space="0" w:color="auto"/>
-        <w:insideV w:val="none" w:sz="0" w:space="0" w:color="auto"/>
-      </w:tblBorders>
-      <w:tblLayout w:type="fixed"/>
-    </w:tblPr>
-    <w:tblGrid>
-      <w:gridCol w:w="10080"/>
-    </w:tblGrid>
-    <w:tr>
-      <w:tc>
-        <w:tcPr>
-          <w:tcW w:w="10080" w:type="dxa"/>
-          <w:tcBorders>
-            <w:bottom w:val="single" w:sz="8" w:space="0" w:color="107087"/>
-          </w:tcBorders>
-          <w:tcMar>
-            <w:top w:w="0" w:type="dxa"/>
-            <w:left w:w="0" w:type="dxa"/>
-            <w:bottom w:w="40" w:type="dxa"/>
-            <w:right w:w="0" w:type="dxa"/>
-          </w:tcMar>
-        </w:tcPr>
-        <w:p>
-          <w:pPr>
-            <w:spacing w:after="0"/>
-            <w:jc w:val="right"/>
-          </w:pPr>
-          <w:r>
-            <w:rPr>
-              <w:rFonts w:ascii="Arial" w:hAnsi="Arial" w:cs="Arial"/>
-              <w:b/>
-              <w:bCs/>
-              <w:caps/>
-              <w:color w:val="107087"/>
-              <w:sz w:val="18"/>
-              <w:szCs w:val="18"/>
-            </w:rPr>
-            <w:t xml:space="preserve">Cover Terms</w:t>
-          </w:r>
-        </w:p>
-      </w:tc>
-    </w:tr>
-  </w:tbl>
+      </w:pBdr>
+      <w:spacing w:after="0"/>
+      <w:jc w:val="right"/>
+    </w:pPr>
+    <w:r>
+      <w:rPr>
+        <w:rFonts w:ascii="Arial" w:hAnsi="Arial" w:cs="Arial"/>
+        <w:b/>
+        <w:bCs/>
+        <w:caps/>
+        <w:color w:val="107087"/>
+        <w:sz w:val="18"/>
+        <w:szCs w:val="18"/>
+      </w:rPr>
+      <w:t xml:space="preserve">Cover Terms</w:t>
+    </w:r>
+  </w:p>
 </w:hdr>
 </file>
 
 <file path=word/header2.xml><?xml version="1.0" encoding="utf-8"?>
 <w:hdr xmlns:w="http://schemas.openxmlformats.org/wordprocessingml/2006/main" xmlns:r="http://schemas.openxmlformats.org/officeDocument/2006/relationships">
-  <w:tbl>
-    <w:tblPr>
-      <w:tblW w:w="10080" w:type="dxa"/>
-      <w:tblBorders>
-        <w:top w:val="none" w:sz="0" w:space="0" w:color="auto"/>
-        <w:left w:val="none" w:sz="0" w:space="0" w:color="auto"/>
+  <w:p>
+    <w:pPr>
+      <w:pBdr>
         <w:bottom w:val="single" w:sz="8" w:space="0" w:color="107087"/>
-        <w:right w:val="none" w:sz="0" w:space="0" w:color="auto"/>
-        <w:insideH w:val="none" w:sz="0" w:space="0" w:color="auto"/>
-        <w:insideV w:val="none" w:sz="0" w:space="0" w:color="auto"/>
-      </w:tblBorders>
-      <w:tblLayout w:type="fixed"/>
-    </w:tblPr>
-    <w:tblGrid>
-      <w:gridCol w:w="10080"/>
-    </w:tblGrid>
-    <w:tr>
-      <w:tc>
-        <w:tcPr>
-          <w:tcW w:w="10080" w:type="dxa"/>
-          <w:tcBorders>
-            <w:bottom w:val="single" w:sz="8" w:space="0" w:color="107087"/>
-          </w:tcBorders>
-          <w:tcMar>
-            <w:top w:w="0" w:type="dxa"/>
-            <w:left w:w="0" w:type="dxa"/>
-            <w:bottom w:w="40" w:type="dxa"/>
-            <w:right w:w="0" w:type="dxa"/>
-          </w:tcMar>
-        </w:tcPr>
-        <w:p>
-          <w:pPr>
-            <w:spacing w:after="0"/>
-            <w:jc w:val="right"/>
-          </w:pPr>
-          <w:r>
-            <w:rPr>
-              <w:rFonts w:ascii="Arial" w:hAnsi="Arial" w:cs="Arial"/>
-              <w:b/>
-              <w:bCs/>
-              <w:caps/>
-              <w:color w:val="107087"/>
-              <w:sz w:val="18"/>
-              <w:szCs w:val="18"/>
-            </w:rPr>
-            <w:t xml:space="preserve">Standard Terms</w:t>
-          </w:r>
-        </w:p>
-      </w:tc>
-    </w:tr>
-  </w:tbl>
+      </w:pBdr>
+      <w:spacing w:after="0"/>
+      <w:jc w:val="right"/>
+    </w:pPr>
+    <w:r>
+      <w:rPr>
+        <w:rFonts w:ascii="Arial" w:hAnsi="Arial" w:cs="Arial"/>
+        <w:b/>
+        <w:bCs/>
+        <w:caps/>
+        <w:color w:val="107087"/>
+        <w:sz w:val="18"/>
+        <w:szCs w:val="18"/>
+      </w:rPr>
+      <w:t xml:space="preserve">Standard Terms</w:t>
+    </w:r>
+  </w:p>
 </w:hdr>
 </file>
 
 <file path=word/header3.xml><?xml version="1.0" encoding="utf-8"?>
 <w:hdr xmlns:w="http://schemas.openxmlformats.org/wordprocessingml/2006/main" xmlns:r="http://schemas.openxmlformats.org/officeDocument/2006/relationships">
-  <w:tbl>
-    <w:tblPr>
-      <w:tblW w:w="10080" w:type="dxa"/>
-      <w:tblBorders>
-        <w:top w:val="none" w:sz="0" w:space="0" w:color="auto"/>
-        <w:left w:val="none" w:sz="0" w:space="0" w:color="auto"/>
+  <w:p>
+    <w:pPr>
+      <w:pBdr>
         <w:bottom w:val="single" w:sz="8" w:space="0" w:color="107087"/>
-        <w:right w:val="none" w:sz="0" w:space="0" w:color="auto"/>
-        <w:insideH w:val="none" w:sz="0" w:space="0" w:color="auto"/>
-        <w:insideV w:val="none" w:sz="0" w:space="0" w:color="auto"/>
-      </w:tblBorders>
-      <w:tblLayout w:type="fixed"/>
-    </w:tblPr>
-    <w:tblGrid>
-      <w:gridCol w:w="10080"/>
-    </w:tblGrid>
-    <w:tr>
-      <w:tc>
-        <w:tcPr>
-          <w:tcW w:w="10080" w:type="dxa"/>
-          <w:tcBorders>
-            <w:bottom w:val="single" w:sz="8" w:space="0" w:color="107087"/>
-          </w:tcBorders>
-          <w:tcMar>
-            <w:top w:w="0" w:type="dxa"/>
-            <w:left w:w="0" w:type="dxa"/>
-            <w:bottom w:w="40" w:type="dxa"/>
-            <w:right w:w="0" w:type="dxa"/>
-          </w:tcMar>
-        </w:tcPr>
-        <w:p>
-          <w:pPr>
-            <w:spacing w:after="0"/>
-            <w:jc w:val="right"/>
-          </w:pPr>
-          <w:r>
-            <w:rPr>
-              <w:rFonts w:ascii="Arial" w:hAnsi="Arial" w:cs="Arial"/>
-              <w:b/>
-              <w:bCs/>
-              <w:caps/>
-              <w:color w:val="107087"/>
-              <w:sz w:val="18"/>
-              <w:szCs w:val="18"/>
-            </w:rPr>
-            <w:t xml:space="preserve">Signature Page</w:t>
-          </w:r>
-        </w:p>
-      </w:tc>
-    </w:tr>
-  </w:tbl>
+      </w:pBdr>
+      <w:spacing w:after="0"/>
+      <w:jc w:val="right"/>
+    </w:pPr>
+    <w:r>
+      <w:rPr>
+        <w:rFonts w:ascii="Arial" w:hAnsi="Arial" w:cs="Arial"/>
+        <w:b/>
+        <w:bCs/>
+        <w:caps/>
+        <w:color w:val="107087"/>
+        <w:sz w:val="18"/>
+        <w:szCs w:val="18"/>
+      </w:rPr>
+      <w:t xml:space="preserve">Signature Page</w:t>
+    </w:r>
+  </w:p>
 </w:hdr>
 </file>
 

--- a/templates/openagreements-cc-by-4.0/openagreements-restrictive-covenant-illinois/template.docx
+++ b/templates/openagreements-cc-by-4.0/openagreements-restrictive-covenant-illinois/template.docx
@@ -337,7 +337,7 @@
                 <w:rFonts w:ascii="Arial" w:hAnsi="Arial" w:cs="Arial"/>
                 <w:i/>
                 <w:iCs/>
-                <w:color w:val="494A4B"/>
+                <w:color w:val="1D2021"/>
                 <w:sz w:val="21"/>
                 <w:szCs w:val="21"/>
               </w:rPr>
@@ -361,7 +361,7 @@
                 <w:rFonts w:ascii="Arial" w:hAnsi="Arial" w:cs="Arial"/>
                 <w:i/>
                 <w:iCs/>
-                <w:color w:val="494A4B"/>
+                <w:color w:val="1D2021"/>
                 <w:sz w:val="21"/>
                 <w:szCs w:val="21"/>
               </w:rPr>
@@ -387,7 +387,7 @@
                 <w:rFonts w:ascii="Arial" w:hAnsi="Arial" w:cs="Arial"/>
                 <w:i/>
                 <w:iCs/>
-                <w:color w:val="494A4B"/>
+                <w:color w:val="1D2021"/>
                 <w:sz w:val="21"/>
                 <w:szCs w:val="21"/>
               </w:rPr>
@@ -411,7 +411,7 @@
                 <w:rFonts w:ascii="Arial" w:hAnsi="Arial" w:cs="Arial"/>
                 <w:i/>
                 <w:iCs/>
-                <w:color w:val="494A4B"/>
+                <w:color w:val="1D2021"/>
                 <w:sz w:val="21"/>
                 <w:szCs w:val="21"/>
               </w:rPr>
@@ -465,7 +465,7 @@
                 <w:rFonts w:ascii="Arial" w:hAnsi="Arial" w:cs="Arial"/>
                 <w:i/>
                 <w:iCs/>
-                <w:color w:val="494A4B"/>
+                <w:color w:val="1D2021"/>
                 <w:sz w:val="21"/>
                 <w:szCs w:val="21"/>
               </w:rPr>
@@ -489,7 +489,7 @@
                 <w:rFonts w:ascii="Arial" w:hAnsi="Arial" w:cs="Arial"/>
                 <w:i/>
                 <w:iCs/>
-                <w:color w:val="494A4B"/>
+                <w:color w:val="1D2021"/>
                 <w:sz w:val="21"/>
                 <w:szCs w:val="21"/>
               </w:rPr>
@@ -543,7 +543,7 @@
                 <w:rFonts w:ascii="Arial" w:hAnsi="Arial" w:cs="Arial"/>
                 <w:i/>
                 <w:iCs/>
-                <w:color w:val="494A4B"/>
+                <w:color w:val="1D2021"/>
                 <w:sz w:val="21"/>
                 <w:szCs w:val="21"/>
               </w:rPr>
@@ -567,7 +567,7 @@
                 <w:rFonts w:ascii="Arial" w:hAnsi="Arial" w:cs="Arial"/>
                 <w:i/>
                 <w:iCs/>
-                <w:color w:val="494A4B"/>
+                <w:color w:val="1D2021"/>
                 <w:sz w:val="21"/>
                 <w:szCs w:val="21"/>
               </w:rPr>
@@ -621,7 +621,7 @@
                 <w:rFonts w:ascii="Arial" w:hAnsi="Arial" w:cs="Arial"/>
                 <w:i/>
                 <w:iCs/>
-                <w:color w:val="494A4B"/>
+                <w:color w:val="1D2021"/>
                 <w:sz w:val="21"/>
                 <w:szCs w:val="21"/>
               </w:rPr>
@@ -645,7 +645,7 @@
                 <w:rFonts w:ascii="Arial" w:hAnsi="Arial" w:cs="Arial"/>
                 <w:i/>
                 <w:iCs/>
-                <w:color w:val="494A4B"/>
+                <w:color w:val="1D2021"/>
                 <w:sz w:val="21"/>
                 <w:szCs w:val="21"/>
               </w:rPr>
@@ -671,7 +671,7 @@
                 <w:rFonts w:ascii="Arial" w:hAnsi="Arial" w:cs="Arial"/>
                 <w:i/>
                 <w:iCs/>
-                <w:color w:val="494A4B"/>
+                <w:color w:val="1D2021"/>
                 <w:sz w:val="21"/>
                 <w:szCs w:val="21"/>
               </w:rPr>
@@ -695,7 +695,7 @@
                 <w:rFonts w:ascii="Arial" w:hAnsi="Arial" w:cs="Arial"/>
                 <w:i/>
                 <w:iCs/>
-                <w:color w:val="494A4B"/>
+                <w:color w:val="1D2021"/>
                 <w:sz w:val="21"/>
                 <w:szCs w:val="21"/>
               </w:rPr>
@@ -721,7 +721,7 @@
                 <w:rFonts w:ascii="Arial" w:hAnsi="Arial" w:cs="Arial"/>
                 <w:i/>
                 <w:iCs/>
-                <w:color w:val="494A4B"/>
+                <w:color w:val="1D2021"/>
                 <w:sz w:val="21"/>
                 <w:szCs w:val="21"/>
               </w:rPr>
@@ -747,7 +747,7 @@
                 <w:bCs/>
                 <w:i/>
                 <w:iCs/>
-                <w:color w:val="494A4B"/>
+                <w:color w:val="1D2021"/>
                 <w:sz w:val="21"/>
                 <w:szCs w:val="21"/>
                 <w:highlight w:val="yellow"/>
@@ -774,7 +774,7 @@
                 <w:rFonts w:ascii="Arial" w:hAnsi="Arial" w:cs="Arial"/>
                 <w:i/>
                 <w:iCs/>
-                <w:color w:val="494A4B"/>
+                <w:color w:val="1D2021"/>
                 <w:sz w:val="21"/>
                 <w:szCs w:val="21"/>
               </w:rPr>
@@ -798,7 +798,7 @@
                 <w:rFonts w:ascii="Arial" w:hAnsi="Arial" w:cs="Arial"/>
                 <w:i/>
                 <w:iCs/>
-                <w:color w:val="494A4B"/>
+                <w:color w:val="1D2021"/>
                 <w:sz w:val="21"/>
                 <w:szCs w:val="21"/>
               </w:rPr>
@@ -852,7 +852,7 @@
                 <w:rFonts w:ascii="Arial" w:hAnsi="Arial" w:cs="Arial"/>
                 <w:i/>
                 <w:iCs/>
-                <w:color w:val="494A4B"/>
+                <w:color w:val="1D2021"/>
                 <w:sz w:val="21"/>
                 <w:szCs w:val="21"/>
               </w:rPr>
@@ -876,7 +876,7 @@
                 <w:rFonts w:ascii="Arial" w:hAnsi="Arial" w:cs="Arial"/>
                 <w:i/>
                 <w:iCs/>
-                <w:color w:val="494A4B"/>
+                <w:color w:val="1D2021"/>
                 <w:sz w:val="21"/>
                 <w:szCs w:val="21"/>
               </w:rPr>
@@ -930,7 +930,7 @@
                 <w:rFonts w:ascii="Arial" w:hAnsi="Arial" w:cs="Arial"/>
                 <w:i/>
                 <w:iCs/>
-                <w:color w:val="494A4B"/>
+                <w:color w:val="1D2021"/>
                 <w:sz w:val="21"/>
                 <w:szCs w:val="21"/>
               </w:rPr>
@@ -954,7 +954,7 @@
                 <w:rFonts w:ascii="Arial" w:hAnsi="Arial" w:cs="Arial"/>
                 <w:i/>
                 <w:iCs/>
-                <w:color w:val="494A4B"/>
+                <w:color w:val="1D2021"/>
                 <w:sz w:val="21"/>
                 <w:szCs w:val="21"/>
               </w:rPr>
@@ -1008,7 +1008,7 @@
                 <w:rFonts w:ascii="Arial" w:hAnsi="Arial" w:cs="Arial"/>
                 <w:i/>
                 <w:iCs/>
-                <w:color w:val="494A4B"/>
+                <w:color w:val="1D2021"/>
                 <w:sz w:val="21"/>
                 <w:szCs w:val="21"/>
               </w:rPr>
@@ -1032,7 +1032,7 @@
                 <w:rFonts w:ascii="Arial" w:hAnsi="Arial" w:cs="Arial"/>
                 <w:i/>
                 <w:iCs/>
-                <w:color w:val="494A4B"/>
+                <w:color w:val="1D2021"/>
                 <w:sz w:val="21"/>
                 <w:szCs w:val="21"/>
               </w:rPr>

--- a/templates/openagreements-cc-by-4.0/openagreements-restrictive-covenant-illinois/template.docx
+++ b/templates/openagreements-cc-by-4.0/openagreements-restrictive-covenant-illinois/template.docx
@@ -1099,7 +1099,7 @@
         <w:t xml:space="preserve">“Competitive Business”</w:t>
       </w:r>
       <w:r>
-        <w:t xml:space="preserve"> means the business activities described in Cover Terms under Competitive Business.</w:t>
+        <w:t xml:space="preserve"> means a person or entity that engages in the business activities described in Cover Terms under Competitive Business.</w:t>
       </w:r>
     </w:p>
     <w:p>
